--- a/tillsyn/A 50782-2022 tillsynsbegäran.docx
+++ b/tillsyn/A 50782-2022 tillsynsbegäran.docx
@@ -283,7 +283,7 @@
     <w:r>
       <w:tab/>
       <w:tab/>
-      <w:t>2026-07-28</w:t>
+      <w:t>2026-07-29</w:t>
       <w:br/>
       <w:br/>
     </w:r>

--- a/tillsyn/A 50782-2022 tillsynsbegäran.docx
+++ b/tillsyn/A 50782-2022 tillsynsbegäran.docx
@@ -283,7 +283,7 @@
     <w:r>
       <w:tab/>
       <w:tab/>
-      <w:t>2026-07-29</w:t>
+      <w:t>2026-07-30</w:t>
       <w:br/>
       <w:br/>
     </w:r>

--- a/tillsyn/A 50782-2022 tillsynsbegäran.docx
+++ b/tillsyn/A 50782-2022 tillsynsbegäran.docx
@@ -283,7 +283,7 @@
     <w:r>
       <w:tab/>
       <w:tab/>
-      <w:t>2026-07-30</w:t>
+      <w:t>2026-07-31</w:t>
       <w:br/>
       <w:br/>
     </w:r>

--- a/tillsyn/A 50782-2022 tillsynsbegäran.docx
+++ b/tillsyn/A 50782-2022 tillsynsbegäran.docx
@@ -283,7 +283,7 @@
     <w:r>
       <w:tab/>
       <w:tab/>
-      <w:t>2026-07-31</w:t>
+      <w:t>2026-08-01</w:t>
       <w:br/>
       <w:br/>
     </w:r>

--- a/tillsyn/A 50782-2022 tillsynsbegäran.docx
+++ b/tillsyn/A 50782-2022 tillsynsbegäran.docx
@@ -283,7 +283,7 @@
     <w:r>
       <w:tab/>
       <w:tab/>
-      <w:t>2026-08-01</w:t>
+      <w:t>2026-08-02</w:t>
       <w:br/>
       <w:br/>
     </w:r>

--- a/tillsyn/A 50782-2022 tillsynsbegäran.docx
+++ b/tillsyn/A 50782-2022 tillsynsbegäran.docx
@@ -283,7 +283,7 @@
     <w:r>
       <w:tab/>
       <w:tab/>
-      <w:t>2026-08-02</w:t>
+      <w:t>2026-08-03</w:t>
       <w:br/>
       <w:br/>
     </w:r>

--- a/tillsyn/A 50782-2022 tillsynsbegäran.docx
+++ b/tillsyn/A 50782-2022 tillsynsbegäran.docx
@@ -283,7 +283,7 @@
     <w:r>
       <w:tab/>
       <w:tab/>
-      <w:t>2026-08-03</w:t>
+      <w:t>2026-08-05</w:t>
       <w:br/>
       <w:br/>
     </w:r>

--- a/tillsyn/A 50782-2022 tillsynsbegäran.docx
+++ b/tillsyn/A 50782-2022 tillsynsbegäran.docx
@@ -283,7 +283,7 @@
     <w:r>
       <w:tab/>
       <w:tab/>
-      <w:t>2026-08-05</w:t>
+      <w:t>2026-08-07</w:t>
       <w:br/>
       <w:br/>
     </w:r>

--- a/tillsyn/A 50782-2022 tillsynsbegäran.docx
+++ b/tillsyn/A 50782-2022 tillsynsbegäran.docx
@@ -283,7 +283,7 @@
     <w:r>
       <w:tab/>
       <w:tab/>
-      <w:t>2026-08-07</w:t>
+      <w:t>2026-08-08</w:t>
       <w:br/>
       <w:br/>
     </w:r>

--- a/tillsyn/A 50782-2022 tillsynsbegäran.docx
+++ b/tillsyn/A 50782-2022 tillsynsbegäran.docx
@@ -283,7 +283,7 @@
     <w:r>
       <w:tab/>
       <w:tab/>
-      <w:t>2026-08-15</w:t>
+      <w:t>2026-08-16</w:t>
       <w:br/>
       <w:br/>
     </w:r>

--- a/tillsyn/A 50782-2022 tillsynsbegäran.docx
+++ b/tillsyn/A 50782-2022 tillsynsbegäran.docx
@@ -283,7 +283,7 @@
     <w:r>
       <w:tab/>
       <w:tab/>
-      <w:t>2026-08-16</w:t>
+      <w:t>2026-08-17</w:t>
       <w:br/>
       <w:br/>
     </w:r>

--- a/tillsyn/A 50782-2022 tillsynsbegäran.docx
+++ b/tillsyn/A 50782-2022 tillsynsbegäran.docx
@@ -283,7 +283,7 @@
     <w:r>
       <w:tab/>
       <w:tab/>
-      <w:t>2026-08-17</w:t>
+      <w:t>2026-08-18</w:t>
       <w:br/>
       <w:br/>
     </w:r>

--- a/tillsyn/A 50782-2022 tillsynsbegäran.docx
+++ b/tillsyn/A 50782-2022 tillsynsbegäran.docx
@@ -283,7 +283,7 @@
     <w:r>
       <w:tab/>
       <w:tab/>
-      <w:t>2026-08-18</w:t>
+      <w:t>2026-08-19</w:t>
       <w:br/>
       <w:br/>
     </w:r>

--- a/tillsyn/A 50782-2022 tillsynsbegäran.docx
+++ b/tillsyn/A 50782-2022 tillsynsbegäran.docx
@@ -283,7 +283,7 @@
     <w:r>
       <w:tab/>
       <w:tab/>
-      <w:t>2026-08-19</w:t>
+      <w:t>2026-08-20</w:t>
       <w:br/>
       <w:br/>
     </w:r>

--- a/tillsyn/A 50782-2022 tillsynsbegäran.docx
+++ b/tillsyn/A 50782-2022 tillsynsbegäran.docx
@@ -283,7 +283,7 @@
     <w:r>
       <w:tab/>
       <w:tab/>
-      <w:t>2026-08-20</w:t>
+      <w:t>2026-08-21</w:t>
       <w:br/>
       <w:br/>
     </w:r>

--- a/tillsyn/A 50782-2022 tillsynsbegäran.docx
+++ b/tillsyn/A 50782-2022 tillsynsbegäran.docx
@@ -283,7 +283,7 @@
     <w:r>
       <w:tab/>
       <w:tab/>
-      <w:t>2026-08-21</w:t>
+      <w:t>2026-08-22</w:t>
       <w:br/>
       <w:br/>
     </w:r>

--- a/tillsyn/A 50782-2022 tillsynsbegäran.docx
+++ b/tillsyn/A 50782-2022 tillsynsbegäran.docx
@@ -283,7 +283,7 @@
     <w:r>
       <w:tab/>
       <w:tab/>
-      <w:t>2026-08-22</w:t>
+      <w:t>2026-08-23</w:t>
       <w:br/>
       <w:br/>
     </w:r>

--- a/tillsyn/A 50782-2022 tillsynsbegäran.docx
+++ b/tillsyn/A 50782-2022 tillsynsbegäran.docx
@@ -283,7 +283,7 @@
     <w:r>
       <w:tab/>
       <w:tab/>
-      <w:t>2026-08-23</w:t>
+      <w:t>2026-08-24</w:t>
       <w:br/>
       <w:br/>
     </w:r>

--- a/tillsyn/A 50782-2022 tillsynsbegäran.docx
+++ b/tillsyn/A 50782-2022 tillsynsbegäran.docx
@@ -283,7 +283,7 @@
     <w:r>
       <w:tab/>
       <w:tab/>
-      <w:t>2026-08-24</w:t>
+      <w:t>2026-08-25</w:t>
       <w:br/>
       <w:br/>
     </w:r>

--- a/tillsyn/A 50782-2022 tillsynsbegäran.docx
+++ b/tillsyn/A 50782-2022 tillsynsbegäran.docx
@@ -283,7 +283,7 @@
     <w:r>
       <w:tab/>
       <w:tab/>
-      <w:t>2026-08-25</w:t>
+      <w:t>2026-08-26</w:t>
       <w:br/>
       <w:br/>
     </w:r>

--- a/tillsyn/A 50782-2022 tillsynsbegäran.docx
+++ b/tillsyn/A 50782-2022 tillsynsbegäran.docx
@@ -283,7 +283,7 @@
     <w:r>
       <w:tab/>
       <w:tab/>
-      <w:t>2026-08-26</w:t>
+      <w:t>2026-08-27</w:t>
       <w:br/>
       <w:br/>
     </w:r>

--- a/tillsyn/A 50782-2022 tillsynsbegäran.docx
+++ b/tillsyn/A 50782-2022 tillsynsbegäran.docx
@@ -283,7 +283,7 @@
     <w:r>
       <w:tab/>
       <w:tab/>
-      <w:t>2026-08-27</w:t>
+      <w:t>2026-08-28</w:t>
       <w:br/>
       <w:br/>
     </w:r>

--- a/tillsyn/A 50782-2022 tillsynsbegäran.docx
+++ b/tillsyn/A 50782-2022 tillsynsbegäran.docx
@@ -283,7 +283,7 @@
     <w:r>
       <w:tab/>
       <w:tab/>
-      <w:t>2026-08-28</w:t>
+      <w:t>2026-08-29</w:t>
       <w:br/>
       <w:br/>
     </w:r>

--- a/tillsyn/A 50782-2022 tillsynsbegäran.docx
+++ b/tillsyn/A 50782-2022 tillsynsbegäran.docx
@@ -283,7 +283,7 @@
     <w:r>
       <w:tab/>
       <w:tab/>
-      <w:t>2026-08-29</w:t>
+      <w:t>2026-08-31</w:t>
       <w:br/>
       <w:br/>
     </w:r>

--- a/tillsyn/A 50782-2022 tillsynsbegäran.docx
+++ b/tillsyn/A 50782-2022 tillsynsbegäran.docx
@@ -283,7 +283,7 @@
     <w:r>
       <w:tab/>
       <w:tab/>
-      <w:t>2026-08-31</w:t>
+      <w:t>2026-09-01</w:t>
       <w:br/>
       <w:br/>
     </w:r>

--- a/tillsyn/A 50782-2022 tillsynsbegäran.docx
+++ b/tillsyn/A 50782-2022 tillsynsbegäran.docx
@@ -283,7 +283,7 @@
     <w:r>
       <w:tab/>
       <w:tab/>
-      <w:t>2026-09-01</w:t>
+      <w:t>2026-09-02</w:t>
       <w:br/>
       <w:br/>
     </w:r>

--- a/tillsyn/A 50782-2022 tillsynsbegäran.docx
+++ b/tillsyn/A 50782-2022 tillsynsbegäran.docx
@@ -283,7 +283,7 @@
     <w:r>
       <w:tab/>
       <w:tab/>
-      <w:t>2026-09-02</w:t>
+      <w:t>2026-09-03</w:t>
       <w:br/>
       <w:br/>
     </w:r>

--- a/tillsyn/A 50782-2022 tillsynsbegäran.docx
+++ b/tillsyn/A 50782-2022 tillsynsbegäran.docx
@@ -283,7 +283,7 @@
     <w:r>
       <w:tab/>
       <w:tab/>
-      <w:t>2026-09-03</w:t>
+      <w:t>2026-09-04</w:t>
       <w:br/>
       <w:br/>
     </w:r>

--- a/tillsyn/A 50782-2022 tillsynsbegäran.docx
+++ b/tillsyn/A 50782-2022 tillsynsbegäran.docx
@@ -283,7 +283,7 @@
     <w:r>
       <w:tab/>
       <w:tab/>
-      <w:t>2026-09-04</w:t>
+      <w:t>2026-09-05</w:t>
       <w:br/>
       <w:br/>
     </w:r>

--- a/tillsyn/A 50782-2022 tillsynsbegäran.docx
+++ b/tillsyn/A 50782-2022 tillsynsbegäran.docx
@@ -283,7 +283,7 @@
     <w:r>
       <w:tab/>
       <w:tab/>
-      <w:t>2026-09-05</w:t>
+      <w:t>2026-09-06</w:t>
       <w:br/>
       <w:br/>
     </w:r>

--- a/tillsyn/A 50782-2022 tillsynsbegäran.docx
+++ b/tillsyn/A 50782-2022 tillsynsbegäran.docx
@@ -283,7 +283,7 @@
     <w:r>
       <w:tab/>
       <w:tab/>
-      <w:t>2026-09-06</w:t>
+      <w:t>2026-09-07</w:t>
       <w:br/>
       <w:br/>
     </w:r>

--- a/tillsyn/A 50782-2022 tillsynsbegäran.docx
+++ b/tillsyn/A 50782-2022 tillsynsbegäran.docx
@@ -283,7 +283,7 @@
     <w:r>
       <w:tab/>
       <w:tab/>
-      <w:t>2026-09-07</w:t>
+      <w:t>2026-09-08</w:t>
       <w:br/>
       <w:br/>
     </w:r>

--- a/tillsyn/A 50782-2022 tillsynsbegäran.docx
+++ b/tillsyn/A 50782-2022 tillsynsbegäran.docx
@@ -283,7 +283,7 @@
     <w:r>
       <w:tab/>
       <w:tab/>
-      <w:t>2026-09-08</w:t>
+      <w:t>2026-09-09</w:t>
       <w:br/>
       <w:br/>
     </w:r>

--- a/tillsyn/A 50782-2022 tillsynsbegäran.docx
+++ b/tillsyn/A 50782-2022 tillsynsbegäran.docx
@@ -283,7 +283,7 @@
     <w:r>
       <w:tab/>
       <w:tab/>
-      <w:t>2026-09-09</w:t>
+      <w:t>2026-09-10</w:t>
       <w:br/>
       <w:br/>
     </w:r>

--- a/tillsyn/A 50782-2022 tillsynsbegäran.docx
+++ b/tillsyn/A 50782-2022 tillsynsbegäran.docx
@@ -283,7 +283,7 @@
     <w:r>
       <w:tab/>
       <w:tab/>
-      <w:t>2026-09-10</w:t>
+      <w:t>2026-09-11</w:t>
       <w:br/>
       <w:br/>
     </w:r>

--- a/tillsyn/A 50782-2022 tillsynsbegäran.docx
+++ b/tillsyn/A 50782-2022 tillsynsbegäran.docx
@@ -283,7 +283,7 @@
     <w:r>
       <w:tab/>
       <w:tab/>
-      <w:t>2026-09-11</w:t>
+      <w:t>2026-09-12</w:t>
       <w:br/>
       <w:br/>
     </w:r>

--- a/tillsyn/A 50782-2022 tillsynsbegäran.docx
+++ b/tillsyn/A 50782-2022 tillsynsbegäran.docx
@@ -283,7 +283,7 @@
     <w:r>
       <w:tab/>
       <w:tab/>
-      <w:t>2026-09-12</w:t>
+      <w:t>2026-09-13</w:t>
       <w:br/>
       <w:br/>
     </w:r>
